--- a/res/synthetic_fascicoli/fascicoli/fascicolo_sintetico_006/sentenza.docx
+++ b/res/synthetic_fascicoli/fascicoli/fascicolo_sintetico_006/sentenza.docx
@@ -338,7 +338,7 @@
               <w:rStyle w:val="PlaceholderText"/>
               <w:lang w:val="en-US"/>
             </w:rPr>
-            <w:t/>
+            <w:t>308/2025</w:t>
           </w:r>
         </w:sdtContent>
       </w:sdt>
@@ -400,7 +400,7 @@
               <w:rStyle w:val="PlaceholderText"/>
               <w:lang w:val="en-US"/>
             </w:rPr>
-            <w:t>Davide Lombardi-Silva</w:t>
+            <w:t>Rafael Almeida Costa-Souza</w:t>
           </w:r>
         </w:sdtContent>
       </w:sdt>
@@ -444,7 +444,7 @@
               <w:rStyle w:val="PlaceholderText"/>
               <w:lang w:val="en-US"/>
             </w:rPr>
-            <w:t>Sara Marini, Giulia Conti</w:t>
+            <w:t>Camila Santos, Renata Cardoso</w:t>
           </w:r>
         </w:sdtContent>
       </w:sdt>
@@ -805,7 +805,7 @@
             <w:rPr>
               <w:rStyle w:val="PlaceholderText"/>
             </w:rPr>
-            <w:t>29-03-2024</w:t>
+            <w:t>22-02-2024</w:t>
           </w:r>
         </w:sdtContent>
       </w:sdt>
@@ -950,7 +950,7 @@
             <w:rPr>
               <w:rStyle w:val="PlaceholderText"/>
             </w:rPr>
-            <w:t/>
+            <w:t>SI</w:t>
           </w:r>
         </w:sdtContent>
       </w:sdt>
@@ -1034,7 +1034,7 @@
             <w:rPr>
               <w:rStyle w:val="PlaceholderText"/>
             </w:rPr>
-            <w:t>Paolo Luigi Neri</w:t>
+            <w:t>Patricia Aparecida Oliveira</w:t>
           </w:r>
         </w:sdtContent>
       </w:sdt>
@@ -1092,7 +1092,7 @@
               <w:rStyle w:val="PlaceholderText"/>
               <w:lang w:val="en-US"/>
             </w:rPr>
-            <w:t>Mantova</w:t>
+            <w:t>Brescia</w:t>
           </w:r>
         </w:sdtContent>
       </w:sdt>
@@ -1149,7 +1149,7 @@
               <w:rStyle w:val="PlaceholderText"/>
               <w:lang w:val="en-US"/>
             </w:rPr>
-            <w:t>19-08-1902</w:t>
+            <w:t>17-08-1897</w:t>
           </w:r>
         </w:sdtContent>
       </w:sdt>
@@ -1368,7 +1368,7 @@
               <w:rStyle w:val="PlaceholderText"/>
               <w:lang w:val="en-US"/>
             </w:rPr>
-            <w:t>Linea di discendenza allegata: Paolo Luigi Neri -&gt; Davide Lombardi</w:t>
+            <w:t>Linea di discendenza allegata: Patricia Aparecida Oliveira -&gt; Beatriz Santos -&gt; Ana Luz Mendes -&gt; Larissa Mendes -&gt; Pedro Carlos Costa -&gt; Rafael Almeida Costa</w:t>
           </w:r>
         </w:sdtContent>
       </w:sdt>
@@ -2513,7 +2513,7 @@
               <w:rStyle w:val="PlaceholderText"/>
               <w:lang w:val="en-US"/>
             </w:rPr>
-            <w:t/>
+            <w:t>Quest'ultima norma non si applica dunque al presente ricorso, iscritto a ruolo prima del 27.3.25.</w:t>
           </w:r>
         </w:p>
       </w:sdtContent>
@@ -3247,7 +3247,7 @@
               <w:rStyle w:val="PlaceholderText"/>
               <w:lang w:val="en-US"/>
             </w:rPr>
-            <w:t>Davide Lombardi-Silva, nato/a a Salvador il 02-02-1955</w:t>
+            <w:t>Rafael Almeida Costa-Souza, nato/a a Fortaleza il 17-08-2007</w:t>
           </w:r>
         </w:p>
       </w:sdtContent>
